--- a/١٠ - أدلّة استخدام المنصة/بنات/دليل استخدام المنصة — المعلمة الزائرة — ابن خلدون (بنات).docx
+++ b/١٠ - أدلّة استخدام المنصة/بنات/دليل استخدام المنصة — المعلمة الزائرة — ابن خلدون (بنات).docx
@@ -681,7 +681,7 @@
       <w:r>
         <w:drawing>
           <wp:inline xmlns:a="http://schemas.openxmlformats.org/drawingml/2006/main" xmlns:pic="http://schemas.openxmlformats.org/drawingml/2006/picture">
-            <wp:extent cx="6408000" cy="3920263"/>
+            <wp:extent cx="6408000" cy="3822203"/>
             <wp:docPr id="2" name="Picture 2"/>
             <wp:cNvGraphicFramePr>
               <a:graphicFrameLocks noChangeAspect="1"/>
@@ -702,7 +702,7 @@
                   <pic:spPr>
                     <a:xfrm>
                       <a:off x="0" y="0"/>
-                      <a:ext cx="6408000" cy="3920263"/>
+                      <a:ext cx="6408000" cy="3822203"/>
                     </a:xfrm>
                     <a:prstGeom prst="rect"/>
                   </pic:spPr>
@@ -1212,7 +1212,7 @@
       <w:r>
         <w:drawing>
           <wp:inline xmlns:a="http://schemas.openxmlformats.org/drawingml/2006/main" xmlns:pic="http://schemas.openxmlformats.org/drawingml/2006/picture">
-            <wp:extent cx="5934077" cy="3960000"/>
+            <wp:extent cx="6203105" cy="3960000"/>
             <wp:docPr id="5" name="Picture 5"/>
             <wp:cNvGraphicFramePr>
               <a:graphicFrameLocks noChangeAspect="1"/>
@@ -1233,7 +1233,7 @@
                   <pic:spPr>
                     <a:xfrm>
                       <a:off x="0" y="0"/>
-                      <a:ext cx="5934077" cy="3960000"/>
+                      <a:ext cx="6203105" cy="3960000"/>
                     </a:xfrm>
                     <a:prstGeom prst="rect"/>
                   </pic:spPr>

--- a/١٠ - أدلّة استخدام المنصة/بنات/دليل استخدام المنصة — المعلمة الزائرة — ابن خلدون (بنات).docx
+++ b/١٠ - أدلّة استخدام المنصة/بنات/دليل استخدام المنصة — المعلمة الزائرة — ابن خلدون (بنات).docx
@@ -1212,7 +1212,7 @@
       <w:r>
         <w:drawing>
           <wp:inline xmlns:a="http://schemas.openxmlformats.org/drawingml/2006/main" xmlns:pic="http://schemas.openxmlformats.org/drawingml/2006/picture">
-            <wp:extent cx="6203105" cy="3960000"/>
+            <wp:extent cx="5934077" cy="3960000"/>
             <wp:docPr id="5" name="Picture 5"/>
             <wp:cNvGraphicFramePr>
               <a:graphicFrameLocks noChangeAspect="1"/>
@@ -1233,7 +1233,7 @@
                   <pic:spPr>
                     <a:xfrm>
                       <a:off x="0" y="0"/>
-                      <a:ext cx="6203105" cy="3960000"/>
+                      <a:ext cx="5934077" cy="3960000"/>
                     </a:xfrm>
                     <a:prstGeom prst="rect"/>
                   </pic:spPr>

--- a/١٠ - أدلّة استخدام المنصة/بنات/دليل استخدام المنصة — المعلمة الزائرة — ابن خلدون (بنات).docx
+++ b/١٠ - أدلّة استخدام المنصة/بنات/دليل استخدام المنصة — المعلمة الزائرة — ابن خلدون (بنات).docx
@@ -681,7 +681,7 @@
       <w:r>
         <w:drawing>
           <wp:inline xmlns:a="http://schemas.openxmlformats.org/drawingml/2006/main" xmlns:pic="http://schemas.openxmlformats.org/drawingml/2006/picture">
-            <wp:extent cx="6408000" cy="3822203"/>
+            <wp:extent cx="6408000" cy="3845652"/>
             <wp:docPr id="2" name="Picture 2"/>
             <wp:cNvGraphicFramePr>
               <a:graphicFrameLocks noChangeAspect="1"/>
@@ -702,7 +702,7 @@
                   <pic:spPr>
                     <a:xfrm>
                       <a:off x="0" y="0"/>
-                      <a:ext cx="6408000" cy="3822203"/>
+                      <a:ext cx="6408000" cy="3845652"/>
                     </a:xfrm>
                     <a:prstGeom prst="rect"/>
                   </pic:spPr>
